--- a/PUBLISHED/biol-1/ALL_FILES/module-16-history-of-life-keys-to-success.docx
+++ b/PUBLISHED/biol-1/ALL_FILES/module-16-history-of-life-keys-to-success.docx
@@ -9,90 +9,81 @@
     </w:p>
     <w:p>
       <w:r>
-        <w:t>Learning Objectives</w:t>
+        <w:t>Introduction and Big Picture</w:t>
       </w:r>
     </w:p>
     <w:p>
       <w:r>
-        <w:t>By the end of this module, you should be able to:</w:t>
+        <w:t>We conclude the course by viewing the entirety of Earth’s biological history—4.6 billion years of it. The path of life on Earth has been punctuated by massive evolutionary innovations (photosynthesis, complex cells, land colonization) and periodically severed by catastrophic mass extinctions. Through the fossil record and modern DNA, scientists map out the grand evolutionary family tree, tracking the common ancestors that connect all living organisms across Deep Time.</w:t>
       </w:r>
     </w:p>
     <w:p>
       <w:r>
-        <w:t>Place major biological milestones in chronological order on the geologic time scale.  Explain the relationship between Mass Extinctions and Adaptive Radiations.  Correctly read and interpret a phylogenetic tree.  Define a "clade" and identify shared derived characters.   The Big Picture</w:t>
+        <w:t>Key Information and Concepts</w:t>
       </w:r>
     </w:p>
     <w:p>
       <w:r>
-        <w:t>If the 4.6 billion-year history of Earth were compressed into a single 24-hour day, anatomically modern humans wouldn't appear until roughly the last two seconds before midnight. Understanding the history of life requires taking off our human-centric glasses and recognizing the massive stretches of "deep time" when bacteria entirely ruled the planet.</w:t>
+        <w:t>1. Major Milestones of Life</w:t>
       </w:r>
     </w:p>
     <w:p>
       <w:r>
-        <w:t>Key Terms &amp; Concepts</w:t>
+        <w:t>Life emerged early but remained very simple for a very long time. It is vital to understand the sequential chronological order of major evolutionary steps:</w:t>
+        <w:br/>
+        <w:t>1. Formation of Earth (~4.6 Billion Years Ago) 2. First Prokaryotes (~3.5 Billion Years Ago): The first single-celled, simplistic organisms (bacteria and archaea) emerged.</w:t>
+        <w:br/>
+        <w:t>3. The Oxygen Revolution (~2.7 Billion Years Ago): Early photosynthetic prokaryotes (cyanobacteria) began producing massive amounts of oxygen as a byproduct of photosynthesis, transforming the atmosphere entirely and leading to an explosion of new aerobic metabolic pathways.</w:t>
+        <w:br/>
+        <w:t>4. First Eukaryotes (~1.8 Billion Years Ago): More complex cells with a true nucleus and membrane-bound organelles evolved (often via endosymbiosis).</w:t>
+        <w:br/>
+        <w:t>5. Origin of Multicellularity (~1.2 Billion Years Ago): Cells began to stick together and specialize, forming the earliest multicellular algae.</w:t>
+        <w:br/>
+        <w:t>6. The Cambrian Explosion (~535 Million Years Ago): A sudden and massive evolutionary burst where most of the major animal body plans available today appeared in the fossil record.</w:t>
+        <w:br/>
+        <w:t>7. Colonization of Land (~500 Million Years Ago): Fungi, plants, and animals eventually adapted to survive outside the oceans.</w:t>
       </w:r>
     </w:p>
     <w:p>
       <w:r>
-        <w:t>1. The Geologic Timeline Milestones</w:t>
+        <w:t>2. Mass Extinctions and Adaptive Radiations</w:t>
       </w:r>
     </w:p>
     <w:p>
       <w:r>
-        <w:t>You do not need to memorize every era and epoch, but you must know these milestones in chronological order:</w:t>
+        <w:t xml:space="preserve">The fossil record shows periods where massive global environmental changes cause disruptive global death rates. </w:t>
+        <w:br/>
+        <w:t>- The "Big Five": There have been five major mass extinction events documented, the most famous being the Permian extinction (which wiped out ~96% of marine life, the largest extinction known) and the Cretaceous extinction (an asteroid impact that ended the age of non-avian dinosaurs 66 million years ago).</w:t>
+        <w:br/>
+        <w:t>- Adaptive Radiations: These are periods of evolutionary change in which groups of organisms form many new species, whose adaptations allow them to fill different ecological roles (niches). Large-scale adaptive radiations routinely happen after mass extinctions because the extinction event eliminates dominant groups, wiping out the competition and leaving widespread empty ecological niches for the survivors to exploit. Mammals heavily diversified following the Cretaceous dinosaur extinction.</w:t>
       </w:r>
     </w:p>
     <w:p>
       <w:r>
-        <w:t>Earth forms (~4.6 Billion Years Ago). No life. Toxic atmosphere.  First Life (Prokaryotes): (~3.5 BYA). Simple, single-celled bacteria living in oceans. They ruled the earth alone for almost two billion years!  The Oxygen Revolution: (~2.7 BYA). Photosynthetic bacteria (cyanobacteria) invented a way to use sunlight to make food, releasing toxic oxygen gas as a byproduct. This rusted the iron in the oceans and completely changed the atmosphere.  First Eukaryotes: (~1.8 BYA). Endosymbiosis occurs! One bacteria swallowed another to form mitochondria (Module 04!). Complex cells arrive.  Multicellular Life: (~1.2 BYA). Cells begin cooperating to form algae and eventually animals.  The Cambrian Explosion: (~535 MYA). A massive, rapid diversification of complex animal body plans in the oceans.  Colonization of Land: (~500 MYA). Plants, fungi, and eventually arthropods (bugs) and tetrapods (amphibians) brave the dry land.   2. Extinctions and Radiations</w:t>
+        <w:t>3. Phylogeny and the Tree of Life</w:t>
       </w:r>
     </w:p>
     <w:p>
       <w:r>
-        <w:t>The history of life is not a smooth ride; it's punctuated by disasters.</w:t>
+        <w:t>Phylogeny is the evolutionary history of a species or group of related species. We visualize this using branching diagrams called phylogenetic trees or cladograms.</w:t>
+        <w:br/>
+        <w:t xml:space="preserve">- Nodes/Branch Points: A fork in the tree represents the divergence of two evolutionary lineages from a single, shared common ancestor. </w:t>
+        <w:br/>
+        <w:t>- Clades: A true clade (a monophyletic group) consists of an ancestral species and all of its subsequent descendants. If a grouping leaves out a descendant, it is not a valid clade.</w:t>
+        <w:br/>
+        <w:t>- Shared Derived Characters: Evolutionary novelties that are unique to a particular clade. For example, hair is a shared derived character of mammals; it separates mammals from reptiles and amphibians.</w:t>
+        <w:br/>
+        <w:t>- Shared Ancestral Characters: Traits that originated in a very distant ancestor of the taxon. For instance, having a backbone is shared by mammals, but it doesn't define the mammalian clade specifically, because all vertebrates (reptiles, fish, etc.) also have one.</w:t>
       </w:r>
     </w:p>
     <w:p>
       <w:r>
-        <w:t>Mass Extinctions: There have been 5 major mass extinctions in Earth's history (e.g., the asteroid that wiped out the non-avian dinosaurs 66 MYA). They wipe out &gt;50% of the Earth's species rapidly.  Adaptive Radiation: What happens immediately after an extinction? The survivors find themselves in an empty world with no predators and no competition! They rapidly evolve and spread out to fill all the empty ecological niches. (Example: When the dinosaurs died, tiny surviving mammals underwent massive adaptive radiation to become the whales, bats, bears, and primates we see today).   3. Phylogeny and Reading Trees</w:t>
+        <w:t>Phylogenetic trees are always treated as hypotheses. Historically, they were built by comparing physical structures (fossils or anatomy). Today, they are constantly updated and refined based on highly accurate molecular DNA sequencing data.</w:t>
       </w:r>
     </w:p>
     <w:p>
       <w:r>
-        <w:t>Phylogeny is the evolutionary history of a species. Scientists draw Phylogenetic Trees (or cladograms) to map out who is related to whom.</w:t>
-      </w:r>
-    </w:p>
-    <w:p>
-      <w:r>
-        <w:t>How to read a tree: - The Root: The base of the tree represents the oldest common ancestor.</w:t>
-        <w:br/>
-        <w:t>- The Branches: Time flows from the root up through the branches.</w:t>
-        <w:br/>
-        <w:t>- The Nodes: Every time a branch splits into two, there is a "Node." A node represents a Most Recent Common Ancestor that lived at that point in time and split into two new, distinct lineages.</w:t>
-        <w:br/>
-        <w:t>- Sister Taxa: Two lineages that split from the exact same node. They are each other's closest living relatives.</w:t>
-      </w:r>
-    </w:p>
-    <w:p>
-      <w:r>
-        <w:t>The Golden Rule of Trees: Do NOT read a tree simply by looking at the tips (the top) from left to right. Relatedness is determined only by tracing backwards to see how recently two organisms shared a common ancestor (a node). If two organisms share a very recent node, they are closely related. If their shared node is deep at the bottom of the tree, they are distantly related.</w:t>
-      </w:r>
-    </w:p>
-    <w:p>
-      <w:r>
-        <w:t>4. Clades</w:t>
-      </w:r>
-    </w:p>
-    <w:p>
-      <w:r>
-        <w:t xml:space="preserve">A Clade is a grouping that includes an ancestor and ALL of its descendants. </w:t>
-        <w:br/>
-        <w:t>- You can spot a true clade on a tree by "cutting" a single branch. Everything that falls off that single cut forms a clade. If you have to make two cuts to isolate a group, the group is not a true clade!</w:t>
-      </w:r>
-    </w:p>
-    <w:p>
-      <w:r>
-        <w:t>Study Tips</w:t>
+        <w:t>Strategic Tips for Studying</w:t>
       </w:r>
     </w:p>
     <w:sectPr>

--- a/PUBLISHED/biol-1/ALL_FILES/module-16-history-of-life-keys-to-success.docx
+++ b/PUBLISHED/biol-1/ALL_FILES/module-16-history-of-life-keys-to-success.docx
@@ -3,11 +3,17 @@
 <w:document xmlns:wpc="http://schemas.microsoft.com/office/word/2010/wordprocessingCanvas" xmlns:mo="http://schemas.microsoft.com/office/mac/office/2008/main" xmlns:mc="http://schemas.openxmlformats.org/markup-compatibility/2006" xmlns:mv="urn:schemas-microsoft-com:mac:vml" xmlns:o="urn:schemas-microsoft-com:office:office" xmlns:r="http://schemas.openxmlformats.org/officeDocument/2006/relationships" xmlns:m="http://schemas.openxmlformats.org/officeDocument/2006/math" xmlns:v="urn:schemas-microsoft-com:vml" xmlns:wp14="http://schemas.microsoft.com/office/word/2010/wordprocessingDrawing" xmlns:wp="http://schemas.openxmlformats.org/drawingml/2006/wordprocessingDrawing" xmlns:w10="urn:schemas-microsoft-com:office:word" xmlns:w="http://schemas.openxmlformats.org/wordprocessingml/2006/main" xmlns:w14="http://schemas.microsoft.com/office/word/2010/wordml" xmlns:wpg="http://schemas.microsoft.com/office/word/2010/wordprocessingGroup" xmlns:wpi="http://schemas.microsoft.com/office/word/2010/wordprocessingInk" xmlns:wne="http://schemas.microsoft.com/office/word/2006/wordml" xmlns:wps="http://schemas.microsoft.com/office/word/2010/wordprocessingShape" mc:Ignorable="w14 wp14">
   <w:body>
     <w:p>
+      <w:pPr>
+        <w:pStyle w:val="Heading1"/>
+      </w:pPr>
       <w:r>
         <w:t>Module 16: History of Life — Keys to Success</w:t>
       </w:r>
     </w:p>
     <w:p>
+      <w:pPr>
+        <w:pStyle w:val="Heading2"/>
+      </w:pPr>
       <w:r>
         <w:t>Introduction and Big Picture</w:t>
       </w:r>
@@ -18,11 +24,17 @@
       </w:r>
     </w:p>
     <w:p>
+      <w:pPr>
+        <w:pStyle w:val="Heading2"/>
+      </w:pPr>
       <w:r>
         <w:t>Key Information and Concepts</w:t>
       </w:r>
     </w:p>
     <w:p>
+      <w:pPr>
+        <w:pStyle w:val="Heading3"/>
+      </w:pPr>
       <w:r>
         <w:t>1. Major Milestones of Life</w:t>
       </w:r>
@@ -31,20 +43,88 @@
       <w:r>
         <w:t>Life emerged early but remained very simple for a very long time. It is vital to understand the sequential chronological order of major evolutionary steps:</w:t>
         <w:br/>
-        <w:t>1. Formation of Earth (~4.6 Billion Years Ago) 2. First Prokaryotes (~3.5 Billion Years Ago): The first single-celled, simplistic organisms (bacteria and archaea) emerged.</w:t>
+        <w:t xml:space="preserve">1. </w:t>
+      </w:r>
+      <w:r>
+        <w:rPr>
+          <w:b/>
+        </w:rPr>
+        <w:t>Formation of Earth (~4.6 Billion Years Ago)</w:t>
+      </w:r>
+      <w:r>
+        <w:t xml:space="preserve"> </w:t>
         <w:br/>
-        <w:t>3. The Oxygen Revolution (~2.7 Billion Years Ago): Early photosynthetic prokaryotes (cyanobacteria) began producing massive amounts of oxygen as a byproduct of photosynthesis, transforming the atmosphere entirely and leading to an explosion of new aerobic metabolic pathways.</w:t>
+        <w:t xml:space="preserve">2. </w:t>
+      </w:r>
+      <w:r>
+        <w:rPr>
+          <w:b/>
+        </w:rPr>
+        <w:t>First Prokaryotes (~3.5 Billion Years Ago):</w:t>
+      </w:r>
+      <w:r>
+        <w:t xml:space="preserve"> The first single-celled, simplistic organisms (bacteria and archaea) emerged.</w:t>
         <w:br/>
-        <w:t>4. First Eukaryotes (~1.8 Billion Years Ago): More complex cells with a true nucleus and membrane-bound organelles evolved (often via endosymbiosis).</w:t>
+        <w:t xml:space="preserve">3. </w:t>
+      </w:r>
+      <w:r>
+        <w:rPr>
+          <w:b/>
+        </w:rPr>
+        <w:t>The Oxygen Revolution (~2.7 Billion Years Ago):</w:t>
+      </w:r>
+      <w:r>
+        <w:t xml:space="preserve"> Early photosynthetic prokaryotes (cyanobacteria) began producing massive amounts of oxygen as a byproduct of photosynthesis, transforming the atmosphere entirely and leading to an explosion of new aerobic metabolic pathways.</w:t>
         <w:br/>
-        <w:t>5. Origin of Multicellularity (~1.2 Billion Years Ago): Cells began to stick together and specialize, forming the earliest multicellular algae.</w:t>
+        <w:t xml:space="preserve">4. </w:t>
+      </w:r>
+      <w:r>
+        <w:rPr>
+          <w:b/>
+        </w:rPr>
+        <w:t>First Eukaryotes (~1.8 Billion Years Ago):</w:t>
+      </w:r>
+      <w:r>
+        <w:t xml:space="preserve"> More complex cells with a true nucleus and membrane-bound organelles evolved (often via endosymbiosis).</w:t>
         <w:br/>
-        <w:t>6. The Cambrian Explosion (~535 Million Years Ago): A sudden and massive evolutionary burst where most of the major animal body plans available today appeared in the fossil record.</w:t>
+        <w:t xml:space="preserve">5. </w:t>
+      </w:r>
+      <w:r>
+        <w:rPr>
+          <w:b/>
+        </w:rPr>
+        <w:t>Origin of Multicellularity (~1.2 Billion Years Ago):</w:t>
+      </w:r>
+      <w:r>
+        <w:t xml:space="preserve"> Cells began to stick together and specialize, forming the earliest multicellular algae.</w:t>
         <w:br/>
-        <w:t>7. Colonization of Land (~500 Million Years Ago): Fungi, plants, and animals eventually adapted to survive outside the oceans.</w:t>
+        <w:t xml:space="preserve">6. </w:t>
+      </w:r>
+      <w:r>
+        <w:rPr>
+          <w:b/>
+        </w:rPr>
+        <w:t>The Cambrian Explosion (~535 Million Years Ago):</w:t>
+      </w:r>
+      <w:r>
+        <w:t xml:space="preserve"> A sudden and massive evolutionary burst where most of the major animal body plans available today appeared in the fossil record.</w:t>
+        <w:br/>
+        <w:t xml:space="preserve">7. </w:t>
+      </w:r>
+      <w:r>
+        <w:rPr>
+          <w:b/>
+        </w:rPr>
+        <w:t>Colonization of Land (~500 Million Years Ago):</w:t>
+      </w:r>
+      <w:r>
+        <w:t xml:space="preserve"> Fungi, plants, and animals eventually adapted to survive outside the oceans.</w:t>
       </w:r>
     </w:p>
     <w:p>
+      <w:pPr>
+        <w:pStyle w:val="Heading3"/>
+      </w:pPr>
       <w:r>
         <w:t>2. Mass Extinctions and Adaptive Radiations</w:t>
       </w:r>
@@ -53,27 +133,117 @@
       <w:r>
         <w:t xml:space="preserve">The fossil record shows periods where massive global environmental changes cause disruptive global death rates. </w:t>
         <w:br/>
-        <w:t>- The "Big Five": There have been five major mass extinction events documented, the most famous being the Permian extinction (which wiped out ~96% of marine life, the largest extinction known) and the Cretaceous extinction (an asteroid impact that ended the age of non-avian dinosaurs 66 million years ago).</w:t>
+        <w:t xml:space="preserve">- </w:t>
+      </w:r>
+      <w:r>
+        <w:rPr>
+          <w:b/>
+        </w:rPr>
+        <w:t>The "Big Five":</w:t>
+      </w:r>
+      <w:r>
+        <w:t xml:space="preserve"> There have been five major mass extinction events documented, the most famous being the Permian extinction (which wiped out ~96% of marine life, the largest extinction known) and the Cretaceous extinction (an asteroid impact that ended the age of non-avian dinosaurs 66 million years ago).</w:t>
         <w:br/>
-        <w:t>- Adaptive Radiations: These are periods of evolutionary change in which groups of organisms form many new species, whose adaptations allow them to fill different ecological roles (niches). Large-scale adaptive radiations routinely happen after mass extinctions because the extinction event eliminates dominant groups, wiping out the competition and leaving widespread empty ecological niches for the survivors to exploit. Mammals heavily diversified following the Cretaceous dinosaur extinction.</w:t>
+        <w:t xml:space="preserve">- </w:t>
+      </w:r>
+      <w:r>
+        <w:rPr>
+          <w:b/>
+        </w:rPr>
+        <w:t>Adaptive Radiations:</w:t>
+      </w:r>
+      <w:r>
+        <w:t xml:space="preserve"> These are periods of evolutionary change in which groups of organisms form many new species, whose adaptations allow them to fill different ecological roles (niches). Large-scale adaptive radiations routinely happen </w:t>
+      </w:r>
+      <w:r>
+        <w:rPr>
+          <w:b/>
+        </w:rPr>
+        <w:t>after</w:t>
+      </w:r>
+      <w:r>
+        <w:t xml:space="preserve"> mass extinctions because the extinction event eliminates dominant groups, wiping out the competition and leaving widespread empty ecological niches for the survivors to exploit. Mammals heavily diversified following the Cretaceous dinosaur extinction.</w:t>
       </w:r>
     </w:p>
     <w:p>
+      <w:pPr>
+        <w:pStyle w:val="Heading3"/>
+      </w:pPr>
       <w:r>
         <w:t>3. Phylogeny and the Tree of Life</w:t>
       </w:r>
     </w:p>
     <w:p>
       <w:r>
-        <w:t>Phylogeny is the evolutionary history of a species or group of related species. We visualize this using branching diagrams called phylogenetic trees or cladograms.</w:t>
+        <w:rPr>
+          <w:b/>
+        </w:rPr>
+        <w:t>Phylogeny</w:t>
+      </w:r>
+      <w:r>
+        <w:t xml:space="preserve"> is the evolutionary history of a species or group of related species. We visualize this using branching diagrams called phylogenetic trees or cladograms.</w:t>
         <w:br/>
-        <w:t xml:space="preserve">- Nodes/Branch Points: A fork in the tree represents the divergence of two evolutionary lineages from a single, shared common ancestor. </w:t>
+        <w:t xml:space="preserve">- </w:t>
+      </w:r>
+      <w:r>
+        <w:rPr>
+          <w:b/>
+        </w:rPr>
+        <w:t>Nodes/Branch Points:</w:t>
+      </w:r>
+      <w:r>
+        <w:t xml:space="preserve"> A fork in the tree represents the divergence of two evolutionary lineages from a single, shared common ancestor. </w:t>
         <w:br/>
-        <w:t>- Clades: A true clade (a monophyletic group) consists of an ancestral species and all of its subsequent descendants. If a grouping leaves out a descendant, it is not a valid clade.</w:t>
+        <w:t xml:space="preserve">- </w:t>
+      </w:r>
+      <w:r>
+        <w:rPr>
+          <w:b/>
+        </w:rPr>
+        <w:t>Clades:</w:t>
+      </w:r>
+      <w:r>
+        <w:t xml:space="preserve"> A true clade (a monophyletic group) consists of an ancestral species and </w:t>
+      </w:r>
+      <w:r>
+        <w:rPr>
+          <w:i/>
+        </w:rPr>
+        <w:t>all</w:t>
+      </w:r>
+      <w:r>
+        <w:t xml:space="preserve"> of its subsequent descendants. If a grouping leaves out a descendant, it is not a valid clade.</w:t>
         <w:br/>
-        <w:t>- Shared Derived Characters: Evolutionary novelties that are unique to a particular clade. For example, hair is a shared derived character of mammals; it separates mammals from reptiles and amphibians.</w:t>
+        <w:t xml:space="preserve">- </w:t>
+      </w:r>
+      <w:r>
+        <w:rPr>
+          <w:b/>
+        </w:rPr>
+        <w:t>Shared Derived Characters:</w:t>
+      </w:r>
+      <w:r>
+        <w:t xml:space="preserve"> Evolutionary novelties that are unique to a particular clade. For example, hair is a shared derived character of mammals; it separates mammals from reptiles and amphibians.</w:t>
         <w:br/>
-        <w:t>- Shared Ancestral Characters: Traits that originated in a very distant ancestor of the taxon. For instance, having a backbone is shared by mammals, but it doesn't define the mammalian clade specifically, because all vertebrates (reptiles, fish, etc.) also have one.</w:t>
+        <w:t xml:space="preserve">- </w:t>
+      </w:r>
+      <w:r>
+        <w:rPr>
+          <w:b/>
+        </w:rPr>
+        <w:t>Shared Ancestral Characters:</w:t>
+      </w:r>
+      <w:r>
+        <w:t xml:space="preserve"> Traits that originated in a very distant ancestor of the taxon. For instance, having a backbone is shared by mammals, but it doesn't </w:t>
+      </w:r>
+      <w:r>
+        <w:rPr>
+          <w:i/>
+        </w:rPr>
+        <w:t>define</w:t>
+      </w:r>
+      <w:r>
+        <w:t xml:space="preserve"> the mammalian clade specifically, because all vertebrates (reptiles, fish, etc.) also have one.</w:t>
       </w:r>
     </w:p>
     <w:p>
@@ -82,8 +252,53 @@
       </w:r>
     </w:p>
     <w:p>
+      <w:pPr>
+        <w:pStyle w:val="Heading2"/>
+      </w:pPr>
       <w:r>
         <w:t>Strategic Tips for Studying</w:t>
+      </w:r>
+    </w:p>
+    <w:p>
+      <w:r>
+        <w:t xml:space="preserve">• </w:t>
+      </w:r>
+      <w:r>
+        <w:rPr>
+          <w:b/>
+        </w:rPr>
+        <w:t>Chronology over Dates:</w:t>
+      </w:r>
+      <w:r>
+        <w:t xml:space="preserve"> Don't worry about memorizing the exact billion-year numbers as much as you should know the strict sequence of events. (e.g., You must naturally have simple cells before complex ones, and complex single cells before you can have multicellular bodies, and life must exist in the oceans before it can conquer land).</w:t>
+      </w:r>
+    </w:p>
+    <w:p>
+      <w:r>
+        <w:t xml:space="preserve">• </w:t>
+      </w:r>
+      <w:r>
+        <w:rPr>
+          <w:b/>
+        </w:rPr>
+        <w:t>Extinction creates opportunity:</w:t>
+      </w:r>
+      <w:r>
+        <w:t xml:space="preserve"> Focus on the interconnected relationship: mass extinctions kill off standing diversity, but they pave the way for an adaptive radiation of survivors.</w:t>
+      </w:r>
+    </w:p>
+    <w:p>
+      <w:r>
+        <w:t xml:space="preserve">• </w:t>
+      </w:r>
+      <w:r>
+        <w:rPr>
+          <w:b/>
+        </w:rPr>
+        <w:t>Reading the Tree:</w:t>
+      </w:r>
+      <w:r>
+        <w:t xml:space="preserve"> To find the closest relative on a tree, trace back from the tips of the branches downwards to the roots. The species that share the most recent (highest up) common node are the closest relatives.</w:t>
       </w:r>
     </w:p>
     <w:sectPr>
